--- a/Assignment2_Gates_and_Adders_FINAL.docx
+++ b/Assignment2_Gates_and_Adders_FINAL.docx
@@ -128,7 +128,7 @@
             <w:rFonts w:ascii="Arial"/>
             <w:sz w:val="22"/>
           </w:rPr>
-          <w:t>https://github.com/hmorasauceda2166-boop/circuitverse-assignment2-gates-adders</w:t>
+          <w:t>https://github.com/hmorasauceda2166-boop/Assignment-2--CircuitVerse</w:t>
         </w:r>
       </w:hyperlink>
     </w:p>

--- a/Assignment2_Gates_and_Adders_FINAL.docx
+++ b/Assignment2_Gates_and_Adders_FINAL.docx
@@ -6373,7 +6373,7 @@
           <w:color w:val="000000"/>
           <w:sz w:val="22"/>
         </w:rPr>
-        <w:t>The full project source is the raw CircuitVerse project file (Assignment2_Gates_and_Adders.cv), included in the GitHub repository linked on the cover page. Because a CircuitVerse project is a JSON description of wire coordinates rather than written code, the full raw file is not reproduced here (it is ~12,700 lines of coordinate data); instead, below is a readable listing of every circuit and its logic elements, generated directly from that file.</w:t>
+        <w:t>The source is the CircuitVerse project file (Assignment2_Gates_and_Adders.cv), it's on my GitHub linked above. Below is a readable listing of each circuit and its elements, generated from that file.</w:t>
       </w:r>
     </w:p>
     <w:p>
